--- a/test-emp-output.docx
+++ b/test-emp-output.docx
@@ -834,7 +834,7 @@
           <w:b/>
           <w:lang w:eastAsia="en-US"/>
         </w:rPr>
-        <w:t xml:space="preserve">undefined</w:t>
+        <w:t xml:space="preserve">TEST-EMP-001</w:t>
       </w:r>
       <w:r>
         <w:rPr>
@@ -855,7 +855,7 @@
           <w:b/>
           <w:lang w:val="kk-KZ" w:eastAsia="en-US"/>
         </w:rPr>
-        <w:t xml:space="preserve">undefined</w:t>
+        <w:t xml:space="preserve">2026</w:t>
       </w:r>
       <w:r>
         <w:rPr>
@@ -905,7 +905,7 @@
           <w:noProof/>
           <w:lang w:val="kk-KZ" w:eastAsia="en-US"/>
         </w:rPr>
-        <w:t xml:space="preserve">«undefined» undefined undefined г.</w:t>
+        <w:t xml:space="preserve">«25» мая 2026 г.</w:t>
       </w:r>
       <w:r>
         <w:rPr>
@@ -979,7 +979,7 @@
           <w:u w:val="single"/>
           <w:lang w:val="kk-KZ"/>
         </w:rPr>
-        <w:t xml:space="preserve">undefined, undefined</w:t>
+        <w:t xml:space="preserve">ТОО «Test Company», Тестовый адрес, 123</w:t>
       </w:r>
     </w:p>
     <w:p>
@@ -1063,7 +1063,7 @@
           <w:color w:val="000000"/>
           <w:u w:val="single"/>
         </w:rPr>
-        <w:t xml:space="preserve">1. Тестовое место</w:t>
+        <w:t xml:space="preserve">1. Кабинет директора, 2. Бухгалтерия</w:t>
       </w:r>
     </w:p>
     <w:p>
@@ -1187,7 +1187,7 @@
           <w:noProof/>
           <w:u w:val="single"/>
         </w:rPr>
-        <w:t xml:space="preserve">«undefined» undefined undefined г.</w:t>
+        <w:t xml:space="preserve">«25» мая 2026 г.</w:t>
       </w:r>
       <w:r>
         <w:rPr>
@@ -1252,7 +1252,7 @@
           <w:color w:val="000000"/>
           <w:u w:val="single"/>
         </w:rPr>
-        <w:t xml:space="preserve">Тестирование генерации</w:t>
+        <w:t xml:space="preserve">Тест section row + Диапазон</w:t>
       </w:r>
     </w:p>
     <w:p>
@@ -4610,6 +4610,41 @@
       </w:tr>
       <w:tr>
         <w:trPr>
+          <w:trHeight w:val="285"/>
+          <w:jc w:val="center"/>
+        </w:trPr>
+        <w:tc>
+          <w:tcPr>
+            <w:tcW w:w="15186" w:type="dxa"/>
+            <w:gridSpan w:val="19"/>
+            <w:tcBorders>
+              <w:top w:val="single" w:sz="4" w:space="0" w:color="auto"/>
+              <w:left w:val="single" w:sz="4" w:space="0" w:color="auto"/>
+              <w:bottom w:val="single" w:sz="4" w:space="0" w:color="auto"/>
+              <w:right w:val="single" w:sz="4" w:space="0" w:color="auto"/>
+            </w:tcBorders>
+            <w:vAlign w:val="center"/>
+          </w:tcPr>
+          <w:p>
+            <w:pPr>
+              <w:jc w:val="center"/>
+              <w:rPr>
+                <w:b/>
+                <w:bCs/>
+              </w:rPr>
+            </w:pPr>
+            <w:r>
+              <w:rPr>
+                <w:b/>
+                <w:color w:val="000000"/>
+              </w:rPr>
+              <w:t>1. Административно – управленческий персонал</w:t>
+            </w:r>
+          </w:p>
+        </w:tc>
+      </w:tr>
+      <w:tr>
+        <w:trPr>
           <w:trHeight w:val="224"/>
           <w:jc w:val="center"/>
         </w:trPr>
@@ -4678,7 +4713,7 @@
               <w:jc w:val="center"/>
             </w:pPr>
             <w:r>
-              <w:t xml:space="preserve">Тестовая точка</w:t>
+              <w:t xml:space="preserve">Кабинет директора</w:t>
             </w:r>
           </w:p>
         </w:tc>
@@ -5043,7 +5078,7 @@
               <w:jc w:val="center"/>
             </w:pPr>
             <w:r>
-              <w:t xml:space="preserve">5 Гц – 2 кГц</w:t>
+              <w:t xml:space="preserve">Диапазон 1</w:t>
             </w:r>
           </w:p>
         </w:tc>
@@ -5410,7 +5445,2223 @@
               <w:jc w:val="center"/>
             </w:pPr>
             <w:r>
-              <w:t xml:space="preserve">2 кГц – 400 кГц</w:t>
+              <w:t xml:space="preserve">Диапазон 2</w:t>
+            </w:r>
+          </w:p>
+        </w:tc>
+        <w:tc>
+          <w:tcPr>
+            <w:tcW w:w="537" w:type="dxa"/>
+            <w:tcBorders>
+              <w:top w:val="single" w:sz="4" w:space="0" w:color="auto"/>
+              <w:left w:val="single" w:sz="4" w:space="0" w:color="auto"/>
+              <w:bottom w:val="single" w:sz="4" w:space="0" w:color="auto"/>
+              <w:right w:val="single" w:sz="4" w:space="0" w:color="auto"/>
+            </w:tcBorders>
+            <w:vAlign w:val="center"/>
+          </w:tcPr>
+          <w:p>
+            <w:pPr>
+              <w:jc w:val="center"/>
+            </w:pPr>
+            <w:r>
+              <w:t xml:space="preserve">0,5</w:t>
+            </w:r>
+          </w:p>
+        </w:tc>
+        <w:tc>
+          <w:tcPr>
+            <w:tcW w:w="597" w:type="dxa"/>
+            <w:tcBorders>
+              <w:top w:val="single" w:sz="4" w:space="0" w:color="auto"/>
+              <w:left w:val="single" w:sz="4" w:space="0" w:color="auto"/>
+              <w:bottom w:val="single" w:sz="4" w:space="0" w:color="auto"/>
+              <w:right w:val="single" w:sz="4" w:space="0" w:color="auto"/>
+            </w:tcBorders>
+            <w:vAlign w:val="center"/>
+          </w:tcPr>
+          <w:p>
+            <w:pPr>
+              <w:jc w:val="center"/>
+            </w:pPr>
+            <w:r>
+              <w:t xml:space="preserve">1,5</w:t>
+            </w:r>
+          </w:p>
+        </w:tc>
+        <w:tc>
+          <w:tcPr>
+            <w:tcW w:w="830" w:type="dxa"/>
+            <w:tcBorders>
+              <w:top w:val="single" w:sz="4" w:space="0" w:color="auto"/>
+              <w:left w:val="single" w:sz="4" w:space="0" w:color="auto"/>
+              <w:bottom w:val="single" w:sz="4" w:space="0" w:color="auto"/>
+              <w:right w:val="single" w:sz="4" w:space="0" w:color="auto"/>
+            </w:tcBorders>
+            <w:vAlign w:val="center"/>
+          </w:tcPr>
+          <w:p>
+            <w:pPr>
+              <w:jc w:val="center"/>
+            </w:pPr>
+            <w:r>
+              <w:t xml:space="preserve">8</w:t>
+            </w:r>
+          </w:p>
+        </w:tc>
+        <w:tc>
+          <w:tcPr>
+            <w:tcW w:w="993" w:type="dxa"/>
+            <w:tcBorders>
+              <w:top w:val="single" w:sz="4" w:space="0" w:color="auto"/>
+              <w:left w:val="single" w:sz="4" w:space="0" w:color="auto"/>
+              <w:bottom w:val="single" w:sz="4" w:space="0" w:color="auto"/>
+              <w:right w:val="single" w:sz="4" w:space="0" w:color="auto"/>
+            </w:tcBorders>
+            <w:vAlign w:val="center"/>
+          </w:tcPr>
+          <w:p>
+            <w:pPr>
+              <w:jc w:val="center"/>
+            </w:pPr>
+            <w:r>
+              <w:t xml:space="preserve">1,2</w:t>
+            </w:r>
+          </w:p>
+        </w:tc>
+        <w:tc>
+          <w:tcPr>
+            <w:tcW w:w="870" w:type="dxa"/>
+            <w:tcBorders>
+              <w:top w:val="single" w:sz="4" w:space="0" w:color="auto"/>
+              <w:left w:val="single" w:sz="4" w:space="0" w:color="auto"/>
+              <w:bottom w:val="single" w:sz="4" w:space="0" w:color="auto"/>
+              <w:right w:val="single" w:sz="4" w:space="0" w:color="auto"/>
+            </w:tcBorders>
+            <w:vAlign w:val="center"/>
+          </w:tcPr>
+          <w:p>
+            <w:pPr>
+              <w:jc w:val="center"/>
+            </w:pPr>
+            <w:r>
+              <w:t xml:space="preserve">2,5</w:t>
+            </w:r>
+          </w:p>
+        </w:tc>
+        <w:tc>
+          <w:tcPr>
+            <w:tcW w:w="883" w:type="dxa"/>
+            <w:tcBorders>
+              <w:top w:val="single" w:sz="4" w:space="0" w:color="auto"/>
+              <w:left w:val="single" w:sz="4" w:space="0" w:color="auto"/>
+              <w:bottom w:val="single" w:sz="4" w:space="0" w:color="auto"/>
+              <w:right w:val="single" w:sz="4" w:space="0" w:color="auto"/>
+            </w:tcBorders>
+            <w:vAlign w:val="center"/>
+          </w:tcPr>
+          <w:p>
+            <w:pPr>
+              <w:jc w:val="center"/>
+            </w:pPr>
+            <w:r>
+              <w:t xml:space="preserve">8,5</w:t>
+            </w:r>
+          </w:p>
+        </w:tc>
+        <w:tc>
+          <w:tcPr>
+            <w:tcW w:w="1223" w:type="dxa"/>
+            <w:gridSpan w:val="2"/>
+            <w:tcBorders>
+              <w:top w:val="single" w:sz="4" w:space="0" w:color="auto"/>
+              <w:left w:val="single" w:sz="4" w:space="0" w:color="auto"/>
+              <w:bottom w:val="single" w:sz="4" w:space="0" w:color="auto"/>
+              <w:right w:val="single" w:sz="4" w:space="0" w:color="auto"/>
+            </w:tcBorders>
+            <w:vAlign w:val="center"/>
+          </w:tcPr>
+          <w:p>
+            <w:pPr>
+              <w:jc w:val="center"/>
+            </w:pPr>
+            <w:r>
+              <w:t xml:space="preserve">25</w:t>
+            </w:r>
+          </w:p>
+        </w:tc>
+        <w:tc>
+          <w:tcPr>
+            <w:tcW w:w="416" w:type="dxa"/>
+            <w:tcBorders>
+              <w:top w:val="single" w:sz="4" w:space="0" w:color="auto"/>
+              <w:left w:val="single" w:sz="4" w:space="0" w:color="auto"/>
+              <w:bottom w:val="single" w:sz="4" w:space="0" w:color="auto"/>
+              <w:right w:val="single" w:sz="4" w:space="0" w:color="auto"/>
+            </w:tcBorders>
+            <w:vAlign w:val="center"/>
+          </w:tcPr>
+          <w:p>
+            <w:pPr>
+              <w:ind w:right="-880"/>
+              <w:rPr>
+                <w:lang w:val="kk-KZ"/>
+              </w:rPr>
+            </w:pPr>
+          </w:p>
+        </w:tc>
+        <w:tc>
+          <w:tcPr>
+            <w:tcW w:w="874" w:type="dxa"/>
+            <w:tcBorders>
+              <w:top w:val="single" w:sz="4" w:space="0" w:color="auto"/>
+              <w:left w:val="single" w:sz="4" w:space="0" w:color="auto"/>
+              <w:bottom w:val="single" w:sz="4" w:space="0" w:color="auto"/>
+              <w:right w:val="single" w:sz="4" w:space="0" w:color="auto"/>
+            </w:tcBorders>
+            <w:vAlign w:val="center"/>
+          </w:tcPr>
+          <w:p>
+            <w:pPr>
+              <w:ind w:right="-880"/>
+              <w:rPr>
+                <w:lang w:val="kk-KZ"/>
+              </w:rPr>
+            </w:pPr>
+          </w:p>
+        </w:tc>
+        <w:tc>
+          <w:tcPr>
+            <w:tcW w:w="708" w:type="dxa"/>
+            <w:tcBorders>
+              <w:top w:val="single" w:sz="4" w:space="0" w:color="auto"/>
+              <w:left w:val="single" w:sz="4" w:space="0" w:color="auto"/>
+              <w:bottom w:val="single" w:sz="4" w:space="0" w:color="auto"/>
+              <w:right w:val="single" w:sz="4" w:space="0" w:color="auto"/>
+            </w:tcBorders>
+            <w:vAlign w:val="center"/>
+          </w:tcPr>
+          <w:p>
+            <w:pPr>
+              <w:ind w:right="-880"/>
+              <w:rPr>
+                <w:lang w:val="kk-KZ"/>
+              </w:rPr>
+            </w:pPr>
+          </w:p>
+        </w:tc>
+        <w:tc>
+          <w:tcPr>
+            <w:tcW w:w="851" w:type="dxa"/>
+            <w:tcBorders>
+              <w:top w:val="single" w:sz="4" w:space="0" w:color="auto"/>
+              <w:left w:val="single" w:sz="4" w:space="0" w:color="auto"/>
+              <w:bottom w:val="single" w:sz="4" w:space="0" w:color="auto"/>
+              <w:right w:val="single" w:sz="4" w:space="0" w:color="auto"/>
+            </w:tcBorders>
+            <w:vAlign w:val="center"/>
+          </w:tcPr>
+          <w:p>
+            <w:pPr>
+              <w:ind w:right="-880"/>
+              <w:rPr>
+                <w:lang w:val="kk-KZ"/>
+              </w:rPr>
+            </w:pPr>
+          </w:p>
+        </w:tc>
+        <w:tc>
+          <w:tcPr>
+            <w:tcW w:w="1111" w:type="dxa"/>
+            <w:tcBorders>
+              <w:top w:val="single" w:sz="4" w:space="0" w:color="auto"/>
+              <w:left w:val="single" w:sz="4" w:space="0" w:color="auto"/>
+              <w:bottom w:val="single" w:sz="4" w:space="0" w:color="auto"/>
+              <w:right w:val="single" w:sz="4" w:space="0" w:color="auto"/>
+            </w:tcBorders>
+            <w:vAlign w:val="center"/>
+          </w:tcPr>
+          <w:p>
+            <w:pPr>
+              <w:ind w:right="-880"/>
+              <w:rPr>
+                <w:lang w:val="kk-KZ"/>
+              </w:rPr>
+            </w:pPr>
+          </w:p>
+        </w:tc>
+        <w:tc>
+          <w:tcPr>
+            <w:tcW w:w="732" w:type="dxa"/>
+            <w:tcBorders>
+              <w:top w:val="single" w:sz="4" w:space="0" w:color="auto"/>
+              <w:left w:val="single" w:sz="4" w:space="0" w:color="auto"/>
+              <w:bottom w:val="single" w:sz="4" w:space="0" w:color="auto"/>
+              <w:right w:val="single" w:sz="4" w:space="0" w:color="auto"/>
+            </w:tcBorders>
+            <w:vAlign w:val="center"/>
+          </w:tcPr>
+          <w:p>
+            <w:pPr>
+              <w:ind w:right="-880"/>
+              <w:rPr>
+                <w:lang w:val="kk-KZ"/>
+              </w:rPr>
+            </w:pPr>
+          </w:p>
+        </w:tc>
+        <w:tc>
+          <w:tcPr>
+            <w:tcW w:w="567" w:type="dxa"/>
+            <w:tcBorders>
+              <w:top w:val="single" w:sz="4" w:space="0" w:color="auto"/>
+              <w:left w:val="single" w:sz="4" w:space="0" w:color="auto"/>
+              <w:bottom w:val="single" w:sz="4" w:space="0" w:color="auto"/>
+              <w:right w:val="single" w:sz="4" w:space="0" w:color="auto"/>
+            </w:tcBorders>
+            <w:vAlign w:val="center"/>
+          </w:tcPr>
+          <w:p>
+            <w:pPr>
+              <w:ind w:right="-880"/>
+              <w:rPr>
+                <w:lang w:val="kk-KZ"/>
+              </w:rPr>
+            </w:pPr>
+          </w:p>
+        </w:tc>
+        <w:tc>
+          <w:tcPr>
+            <w:tcW w:w="567" w:type="dxa"/>
+            <w:tcBorders>
+              <w:top w:val="single" w:sz="4" w:space="0" w:color="auto"/>
+              <w:left w:val="single" w:sz="4" w:space="0" w:color="auto"/>
+              <w:bottom w:val="single" w:sz="4" w:space="0" w:color="auto"/>
+              <w:right w:val="single" w:sz="4" w:space="0" w:color="auto"/>
+            </w:tcBorders>
+            <w:vAlign w:val="center"/>
+          </w:tcPr>
+          <w:p>
+            <w:pPr>
+              <w:ind w:right="-880"/>
+              <w:rPr>
+                <w:lang w:val="kk-KZ"/>
+              </w:rPr>
+            </w:pPr>
+          </w:p>
+        </w:tc>
+      </w:tr>
+      <w:tr>
+        <w:trPr>
+          <w:trHeight w:val="224"/>
+          <w:jc w:val="center"/>
+        </w:trPr>
+        <w:tc>
+          <w:tcPr>
+            <w:tcW w:w="450" w:type="dxa"/>
+            <w:vMerge w:val="restart"/>
+            <w:tcBorders>
+              <w:top w:val="single" w:sz="4" w:space="0" w:color="auto"/>
+              <w:left w:val="single" w:sz="4" w:space="0" w:color="auto"/>
+              <w:right w:val="single" w:sz="4" w:space="0" w:color="auto"/>
+            </w:tcBorders>
+            <w:vAlign w:val="center"/>
+            <w:hideMark/>
+          </w:tcPr>
+          <w:p>
+            <w:pPr>
+              <w:jc w:val="center"/>
+            </w:pPr>
+            <w:r>
+              <w:rPr>
+                <w:b/>
+                <w:bCs/>
+              </w:rPr>
+              <w:t xml:space="preserve">2</w:t>
+            </w:r>
+          </w:p>
+        </w:tc>
+        <w:tc>
+          <w:tcPr>
+            <w:tcW w:w="426" w:type="dxa"/>
+            <w:vMerge w:val="restart"/>
+            <w:tcBorders>
+              <w:top w:val="single" w:sz="4" w:space="0" w:color="auto"/>
+              <w:left w:val="single" w:sz="4" w:space="0" w:color="auto"/>
+              <w:right w:val="single" w:sz="4" w:space="0" w:color="auto"/>
+            </w:tcBorders>
+            <w:vAlign w:val="center"/>
+          </w:tcPr>
+          <w:p>
+            <w:pPr>
+              <w:jc w:val="center"/>
+            </w:pPr>
+            <w:r>
+              <w:rPr>
+                <w:b/>
+                <w:bCs/>
+              </w:rPr>
+              <w:t xml:space="preserve">2т</w:t>
+            </w:r>
+          </w:p>
+        </w:tc>
+        <w:tc>
+          <w:tcPr>
+            <w:tcW w:w="2551" w:type="dxa"/>
+            <w:tcBorders>
+              <w:top w:val="single" w:sz="4" w:space="0" w:color="auto"/>
+              <w:left w:val="single" w:sz="4" w:space="0" w:color="auto"/>
+              <w:bottom w:val="single" w:sz="4" w:space="0" w:color="auto"/>
+              <w:right w:val="single" w:sz="4" w:space="0" w:color="auto"/>
+            </w:tcBorders>
+            <w:vAlign w:val="center"/>
+          </w:tcPr>
+          <w:p>
+            <w:pPr>
+              <w:jc w:val="center"/>
+            </w:pPr>
+            <w:r>
+              <w:t xml:space="preserve">Бухгалтерия</w:t>
+            </w:r>
+          </w:p>
+        </w:tc>
+        <w:tc>
+          <w:tcPr>
+            <w:tcW w:w="537" w:type="dxa"/>
+            <w:tcBorders>
+              <w:top w:val="single" w:sz="4" w:space="0" w:color="auto"/>
+              <w:left w:val="single" w:sz="4" w:space="0" w:color="auto"/>
+              <w:bottom w:val="single" w:sz="4" w:space="0" w:color="auto"/>
+              <w:right w:val="single" w:sz="4" w:space="0" w:color="auto"/>
+            </w:tcBorders>
+            <w:vAlign w:val="center"/>
+          </w:tcPr>
+          <w:p>
+            <w:pPr>
+              <w:ind w:right="-880"/>
+              <w:rPr>
+                <w:lang w:val="kk-KZ"/>
+              </w:rPr>
+            </w:pPr>
+          </w:p>
+        </w:tc>
+        <w:tc>
+          <w:tcPr>
+            <w:tcW w:w="597" w:type="dxa"/>
+            <w:tcBorders>
+              <w:top w:val="single" w:sz="4" w:space="0" w:color="auto"/>
+              <w:left w:val="single" w:sz="4" w:space="0" w:color="auto"/>
+              <w:bottom w:val="single" w:sz="4" w:space="0" w:color="auto"/>
+              <w:right w:val="single" w:sz="4" w:space="0" w:color="auto"/>
+            </w:tcBorders>
+            <w:vAlign w:val="center"/>
+          </w:tcPr>
+          <w:p>
+            <w:pPr>
+              <w:ind w:right="-880"/>
+              <w:rPr>
+                <w:lang w:val="kk-KZ"/>
+              </w:rPr>
+            </w:pPr>
+          </w:p>
+        </w:tc>
+        <w:tc>
+          <w:tcPr>
+            <w:tcW w:w="830" w:type="dxa"/>
+            <w:tcBorders>
+              <w:top w:val="single" w:sz="4" w:space="0" w:color="auto"/>
+              <w:left w:val="single" w:sz="4" w:space="0" w:color="auto"/>
+              <w:bottom w:val="single" w:sz="4" w:space="0" w:color="auto"/>
+              <w:right w:val="single" w:sz="4" w:space="0" w:color="auto"/>
+            </w:tcBorders>
+            <w:vAlign w:val="center"/>
+          </w:tcPr>
+          <w:p>
+            <w:pPr>
+              <w:ind w:right="-880"/>
+              <w:rPr>
+                <w:lang w:val="kk-KZ"/>
+              </w:rPr>
+            </w:pPr>
+          </w:p>
+        </w:tc>
+        <w:tc>
+          <w:tcPr>
+            <w:tcW w:w="993" w:type="dxa"/>
+            <w:tcBorders>
+              <w:top w:val="single" w:sz="4" w:space="0" w:color="auto"/>
+              <w:left w:val="single" w:sz="4" w:space="0" w:color="auto"/>
+              <w:bottom w:val="single" w:sz="4" w:space="0" w:color="auto"/>
+              <w:right w:val="single" w:sz="4" w:space="0" w:color="auto"/>
+            </w:tcBorders>
+            <w:vAlign w:val="center"/>
+          </w:tcPr>
+          <w:p>
+            <w:pPr>
+              <w:ind w:right="-880"/>
+              <w:rPr>
+                <w:lang w:val="kk-KZ"/>
+              </w:rPr>
+            </w:pPr>
+          </w:p>
+        </w:tc>
+        <w:tc>
+          <w:tcPr>
+            <w:tcW w:w="870" w:type="dxa"/>
+            <w:tcBorders>
+              <w:top w:val="single" w:sz="4" w:space="0" w:color="auto"/>
+              <w:left w:val="single" w:sz="4" w:space="0" w:color="auto"/>
+              <w:bottom w:val="single" w:sz="4" w:space="0" w:color="auto"/>
+              <w:right w:val="single" w:sz="4" w:space="0" w:color="auto"/>
+            </w:tcBorders>
+            <w:vAlign w:val="center"/>
+          </w:tcPr>
+          <w:p>
+            <w:pPr>
+              <w:ind w:right="-880"/>
+              <w:rPr>
+                <w:lang w:val="kk-KZ"/>
+              </w:rPr>
+            </w:pPr>
+          </w:p>
+        </w:tc>
+        <w:tc>
+          <w:tcPr>
+            <w:tcW w:w="883" w:type="dxa"/>
+            <w:tcBorders>
+              <w:top w:val="single" w:sz="4" w:space="0" w:color="auto"/>
+              <w:left w:val="single" w:sz="4" w:space="0" w:color="auto"/>
+              <w:bottom w:val="single" w:sz="4" w:space="0" w:color="auto"/>
+              <w:right w:val="single" w:sz="4" w:space="0" w:color="auto"/>
+            </w:tcBorders>
+            <w:vAlign w:val="center"/>
+          </w:tcPr>
+          <w:p>
+            <w:pPr>
+              <w:ind w:right="-880"/>
+              <w:rPr>
+                <w:lang w:val="kk-KZ"/>
+              </w:rPr>
+            </w:pPr>
+          </w:p>
+        </w:tc>
+        <w:tc>
+          <w:tcPr>
+            <w:tcW w:w="1223" w:type="dxa"/>
+            <w:gridSpan w:val="2"/>
+            <w:tcBorders>
+              <w:top w:val="single" w:sz="4" w:space="0" w:color="auto"/>
+              <w:left w:val="single" w:sz="4" w:space="0" w:color="auto"/>
+              <w:bottom w:val="single" w:sz="4" w:space="0" w:color="auto"/>
+              <w:right w:val="single" w:sz="4" w:space="0" w:color="auto"/>
+            </w:tcBorders>
+            <w:vAlign w:val="center"/>
+          </w:tcPr>
+          <w:p>
+            <w:pPr>
+              <w:ind w:right="-880"/>
+              <w:rPr>
+                <w:lang w:val="kk-KZ"/>
+              </w:rPr>
+            </w:pPr>
+          </w:p>
+        </w:tc>
+        <w:tc>
+          <w:tcPr>
+            <w:tcW w:w="416" w:type="dxa"/>
+            <w:tcBorders>
+              <w:top w:val="single" w:sz="4" w:space="0" w:color="auto"/>
+              <w:left w:val="single" w:sz="4" w:space="0" w:color="auto"/>
+              <w:bottom w:val="single" w:sz="4" w:space="0" w:color="auto"/>
+              <w:right w:val="single" w:sz="4" w:space="0" w:color="auto"/>
+            </w:tcBorders>
+            <w:vAlign w:val="center"/>
+          </w:tcPr>
+          <w:p>
+            <w:pPr>
+              <w:ind w:right="-880"/>
+              <w:rPr>
+                <w:lang w:val="kk-KZ"/>
+              </w:rPr>
+            </w:pPr>
+          </w:p>
+        </w:tc>
+        <w:tc>
+          <w:tcPr>
+            <w:tcW w:w="874" w:type="dxa"/>
+            <w:tcBorders>
+              <w:top w:val="single" w:sz="4" w:space="0" w:color="auto"/>
+              <w:left w:val="single" w:sz="4" w:space="0" w:color="auto"/>
+              <w:bottom w:val="single" w:sz="4" w:space="0" w:color="auto"/>
+              <w:right w:val="single" w:sz="4" w:space="0" w:color="auto"/>
+            </w:tcBorders>
+            <w:vAlign w:val="center"/>
+          </w:tcPr>
+          <w:p>
+            <w:pPr>
+              <w:ind w:right="-880"/>
+              <w:rPr>
+                <w:lang w:val="kk-KZ"/>
+              </w:rPr>
+            </w:pPr>
+          </w:p>
+        </w:tc>
+        <w:tc>
+          <w:tcPr>
+            <w:tcW w:w="708" w:type="dxa"/>
+            <w:tcBorders>
+              <w:top w:val="single" w:sz="4" w:space="0" w:color="auto"/>
+              <w:left w:val="single" w:sz="4" w:space="0" w:color="auto"/>
+              <w:bottom w:val="single" w:sz="4" w:space="0" w:color="auto"/>
+              <w:right w:val="single" w:sz="4" w:space="0" w:color="auto"/>
+            </w:tcBorders>
+            <w:vAlign w:val="center"/>
+          </w:tcPr>
+          <w:p>
+            <w:pPr>
+              <w:ind w:right="-880"/>
+              <w:rPr>
+                <w:lang w:val="kk-KZ"/>
+              </w:rPr>
+            </w:pPr>
+          </w:p>
+        </w:tc>
+        <w:tc>
+          <w:tcPr>
+            <w:tcW w:w="851" w:type="dxa"/>
+            <w:tcBorders>
+              <w:top w:val="single" w:sz="4" w:space="0" w:color="auto"/>
+              <w:left w:val="single" w:sz="4" w:space="0" w:color="auto"/>
+              <w:bottom w:val="single" w:sz="4" w:space="0" w:color="auto"/>
+              <w:right w:val="single" w:sz="4" w:space="0" w:color="auto"/>
+            </w:tcBorders>
+            <w:vAlign w:val="center"/>
+          </w:tcPr>
+          <w:p>
+            <w:pPr>
+              <w:ind w:right="-880"/>
+              <w:rPr>
+                <w:lang w:val="kk-KZ"/>
+              </w:rPr>
+            </w:pPr>
+          </w:p>
+        </w:tc>
+        <w:tc>
+          <w:tcPr>
+            <w:tcW w:w="1111" w:type="dxa"/>
+            <w:tcBorders>
+              <w:top w:val="single" w:sz="4" w:space="0" w:color="auto"/>
+              <w:left w:val="single" w:sz="4" w:space="0" w:color="auto"/>
+              <w:bottom w:val="single" w:sz="4" w:space="0" w:color="auto"/>
+              <w:right w:val="single" w:sz="4" w:space="0" w:color="auto"/>
+            </w:tcBorders>
+            <w:vAlign w:val="center"/>
+          </w:tcPr>
+          <w:p>
+            <w:pPr>
+              <w:ind w:right="-880"/>
+              <w:rPr>
+                <w:lang w:val="kk-KZ"/>
+              </w:rPr>
+            </w:pPr>
+          </w:p>
+        </w:tc>
+        <w:tc>
+          <w:tcPr>
+            <w:tcW w:w="732" w:type="dxa"/>
+            <w:tcBorders>
+              <w:top w:val="single" w:sz="4" w:space="0" w:color="auto"/>
+              <w:left w:val="single" w:sz="4" w:space="0" w:color="auto"/>
+              <w:bottom w:val="single" w:sz="4" w:space="0" w:color="auto"/>
+              <w:right w:val="single" w:sz="4" w:space="0" w:color="auto"/>
+            </w:tcBorders>
+            <w:vAlign w:val="center"/>
+          </w:tcPr>
+          <w:p>
+            <w:pPr>
+              <w:ind w:right="-880"/>
+              <w:rPr>
+                <w:lang w:val="kk-KZ"/>
+              </w:rPr>
+            </w:pPr>
+          </w:p>
+        </w:tc>
+        <w:tc>
+          <w:tcPr>
+            <w:tcW w:w="567" w:type="dxa"/>
+            <w:tcBorders>
+              <w:top w:val="single" w:sz="4" w:space="0" w:color="auto"/>
+              <w:left w:val="single" w:sz="4" w:space="0" w:color="auto"/>
+              <w:bottom w:val="single" w:sz="4" w:space="0" w:color="auto"/>
+              <w:right w:val="single" w:sz="4" w:space="0" w:color="auto"/>
+            </w:tcBorders>
+            <w:vAlign w:val="center"/>
+          </w:tcPr>
+          <w:p>
+            <w:pPr>
+              <w:ind w:right="-880"/>
+              <w:rPr>
+                <w:lang w:val="kk-KZ"/>
+              </w:rPr>
+            </w:pPr>
+          </w:p>
+        </w:tc>
+        <w:tc>
+          <w:tcPr>
+            <w:tcW w:w="567" w:type="dxa"/>
+            <w:tcBorders>
+              <w:top w:val="single" w:sz="4" w:space="0" w:color="auto"/>
+              <w:left w:val="single" w:sz="4" w:space="0" w:color="auto"/>
+              <w:bottom w:val="single" w:sz="4" w:space="0" w:color="auto"/>
+              <w:right w:val="single" w:sz="4" w:space="0" w:color="auto"/>
+            </w:tcBorders>
+            <w:vAlign w:val="center"/>
+          </w:tcPr>
+          <w:p>
+            <w:pPr>
+              <w:ind w:right="-880"/>
+              <w:rPr>
+                <w:lang w:val="kk-KZ"/>
+              </w:rPr>
+            </w:pPr>
+          </w:p>
+        </w:tc>
+      </w:tr>
+      <w:tr>
+        <w:trPr>
+          <w:trHeight w:val="215"/>
+          <w:jc w:val="center"/>
+        </w:trPr>
+        <w:tc>
+          <w:tcPr>
+            <w:tcW w:w="450" w:type="dxa"/>
+            <w:vMerge/>
+            <w:tcBorders>
+              <w:left w:val="single" w:sz="4" w:space="0" w:color="auto"/>
+              <w:right w:val="single" w:sz="4" w:space="0" w:color="auto"/>
+            </w:tcBorders>
+            <w:vAlign w:val="center"/>
+          </w:tcPr>
+          <w:p>
+            <w:pPr>
+              <w:ind w:right="-880"/>
+              <w:rPr>
+                <w:lang w:val="kk-KZ"/>
+              </w:rPr>
+            </w:pPr>
+          </w:p>
+        </w:tc>
+        <w:tc>
+          <w:tcPr>
+            <w:tcW w:w="426" w:type="dxa"/>
+            <w:vMerge/>
+            <w:tcBorders>
+              <w:left w:val="single" w:sz="4" w:space="0" w:color="auto"/>
+              <w:right w:val="single" w:sz="4" w:space="0" w:color="auto"/>
+            </w:tcBorders>
+            <w:vAlign w:val="center"/>
+          </w:tcPr>
+          <w:p>
+            <w:pPr>
+              <w:ind w:right="-880"/>
+              <w:rPr>
+                <w:lang w:val="kk-KZ"/>
+              </w:rPr>
+            </w:pPr>
+          </w:p>
+        </w:tc>
+        <w:tc>
+          <w:tcPr>
+            <w:tcW w:w="2551" w:type="dxa"/>
+            <w:tcBorders>
+              <w:top w:val="single" w:sz="4" w:space="0" w:color="auto"/>
+              <w:left w:val="single" w:sz="4" w:space="0" w:color="auto"/>
+              <w:bottom w:val="single" w:sz="4" w:space="0" w:color="auto"/>
+              <w:right w:val="single" w:sz="4" w:space="0" w:color="auto"/>
+            </w:tcBorders>
+            <w:vAlign w:val="center"/>
+          </w:tcPr>
+          <w:p>
+            <w:pPr>
+              <w:jc w:val="center"/>
+            </w:pPr>
+            <w:r>
+              <w:t xml:space="preserve">Диапазон 1</w:t>
+            </w:r>
+          </w:p>
+        </w:tc>
+        <w:tc>
+          <w:tcPr>
+            <w:tcW w:w="537" w:type="dxa"/>
+            <w:tcBorders>
+              <w:top w:val="single" w:sz="4" w:space="0" w:color="auto"/>
+              <w:left w:val="single" w:sz="4" w:space="0" w:color="auto"/>
+              <w:bottom w:val="single" w:sz="4" w:space="0" w:color="auto"/>
+              <w:right w:val="single" w:sz="4" w:space="0" w:color="auto"/>
+            </w:tcBorders>
+            <w:vAlign w:val="center"/>
+          </w:tcPr>
+          <w:p>
+            <w:pPr>
+              <w:jc w:val="center"/>
+            </w:pPr>
+            <w:r>
+              <w:t xml:space="preserve">0,5</w:t>
+            </w:r>
+          </w:p>
+        </w:tc>
+        <w:tc>
+          <w:tcPr>
+            <w:tcW w:w="597" w:type="dxa"/>
+            <w:tcBorders>
+              <w:top w:val="single" w:sz="4" w:space="0" w:color="auto"/>
+              <w:left w:val="single" w:sz="4" w:space="0" w:color="auto"/>
+              <w:bottom w:val="single" w:sz="4" w:space="0" w:color="auto"/>
+              <w:right w:val="single" w:sz="4" w:space="0" w:color="auto"/>
+            </w:tcBorders>
+            <w:vAlign w:val="center"/>
+          </w:tcPr>
+          <w:p>
+            <w:pPr>
+              <w:jc w:val="center"/>
+            </w:pPr>
+            <w:r>
+              <w:t xml:space="preserve">1,5</w:t>
+            </w:r>
+          </w:p>
+        </w:tc>
+        <w:tc>
+          <w:tcPr>
+            <w:tcW w:w="830" w:type="dxa"/>
+            <w:tcBorders>
+              <w:top w:val="single" w:sz="4" w:space="0" w:color="auto"/>
+              <w:left w:val="single" w:sz="4" w:space="0" w:color="auto"/>
+              <w:bottom w:val="single" w:sz="4" w:space="0" w:color="auto"/>
+              <w:right w:val="single" w:sz="4" w:space="0" w:color="auto"/>
+            </w:tcBorders>
+            <w:vAlign w:val="center"/>
+          </w:tcPr>
+          <w:p>
+            <w:pPr>
+              <w:jc w:val="center"/>
+            </w:pPr>
+            <w:r>
+              <w:t xml:space="preserve">8</w:t>
+            </w:r>
+          </w:p>
+        </w:tc>
+        <w:tc>
+          <w:tcPr>
+            <w:tcW w:w="993" w:type="dxa"/>
+            <w:tcBorders>
+              <w:top w:val="single" w:sz="4" w:space="0" w:color="auto"/>
+              <w:left w:val="single" w:sz="4" w:space="0" w:color="auto"/>
+              <w:bottom w:val="single" w:sz="4" w:space="0" w:color="auto"/>
+              <w:right w:val="single" w:sz="4" w:space="0" w:color="auto"/>
+            </w:tcBorders>
+            <w:vAlign w:val="center"/>
+          </w:tcPr>
+          <w:p>
+            <w:pPr>
+              <w:jc w:val="center"/>
+            </w:pPr>
+            <w:r>
+              <w:t xml:space="preserve">12,5</w:t>
+            </w:r>
+          </w:p>
+        </w:tc>
+        <w:tc>
+          <w:tcPr>
+            <w:tcW w:w="870" w:type="dxa"/>
+            <w:tcBorders>
+              <w:top w:val="single" w:sz="4" w:space="0" w:color="auto"/>
+              <w:left w:val="single" w:sz="4" w:space="0" w:color="auto"/>
+              <w:bottom w:val="single" w:sz="4" w:space="0" w:color="auto"/>
+              <w:right w:val="single" w:sz="4" w:space="0" w:color="auto"/>
+            </w:tcBorders>
+            <w:vAlign w:val="center"/>
+          </w:tcPr>
+          <w:p>
+            <w:pPr>
+              <w:jc w:val="center"/>
+            </w:pPr>
+            <w:r>
+              <w:t xml:space="preserve">25</w:t>
+            </w:r>
+          </w:p>
+        </w:tc>
+        <w:tc>
+          <w:tcPr>
+            <w:tcW w:w="883" w:type="dxa"/>
+            <w:tcBorders>
+              <w:top w:val="single" w:sz="4" w:space="0" w:color="auto"/>
+              <w:left w:val="single" w:sz="4" w:space="0" w:color="auto"/>
+              <w:bottom w:val="single" w:sz="4" w:space="0" w:color="auto"/>
+              <w:right w:val="single" w:sz="4" w:space="0" w:color="auto"/>
+            </w:tcBorders>
+            <w:vAlign w:val="center"/>
+          </w:tcPr>
+          <w:p>
+            <w:pPr>
+              <w:jc w:val="center"/>
+            </w:pPr>
+            <w:r>
+              <w:t xml:space="preserve">85</w:t>
+            </w:r>
+          </w:p>
+        </w:tc>
+        <w:tc>
+          <w:tcPr>
+            <w:tcW w:w="1223" w:type="dxa"/>
+            <w:gridSpan w:val="2"/>
+            <w:tcBorders>
+              <w:top w:val="single" w:sz="4" w:space="0" w:color="auto"/>
+              <w:left w:val="single" w:sz="4" w:space="0" w:color="auto"/>
+              <w:bottom w:val="single" w:sz="4" w:space="0" w:color="auto"/>
+              <w:right w:val="single" w:sz="4" w:space="0" w:color="auto"/>
+            </w:tcBorders>
+            <w:vAlign w:val="center"/>
+          </w:tcPr>
+          <w:p>
+            <w:pPr>
+              <w:jc w:val="center"/>
+            </w:pPr>
+            <w:r>
+              <w:t xml:space="preserve">250</w:t>
+            </w:r>
+          </w:p>
+        </w:tc>
+        <w:tc>
+          <w:tcPr>
+            <w:tcW w:w="416" w:type="dxa"/>
+            <w:tcBorders>
+              <w:top w:val="single" w:sz="4" w:space="0" w:color="auto"/>
+              <w:left w:val="single" w:sz="4" w:space="0" w:color="auto"/>
+              <w:bottom w:val="single" w:sz="4" w:space="0" w:color="auto"/>
+              <w:right w:val="single" w:sz="4" w:space="0" w:color="auto"/>
+            </w:tcBorders>
+            <w:vAlign w:val="center"/>
+          </w:tcPr>
+          <w:p>
+            <w:pPr>
+              <w:ind w:right="-880"/>
+              <w:rPr>
+                <w:lang w:val="kk-KZ"/>
+              </w:rPr>
+            </w:pPr>
+          </w:p>
+        </w:tc>
+        <w:tc>
+          <w:tcPr>
+            <w:tcW w:w="874" w:type="dxa"/>
+            <w:tcBorders>
+              <w:top w:val="single" w:sz="4" w:space="0" w:color="auto"/>
+              <w:left w:val="single" w:sz="4" w:space="0" w:color="auto"/>
+              <w:bottom w:val="single" w:sz="4" w:space="0" w:color="auto"/>
+              <w:right w:val="single" w:sz="4" w:space="0" w:color="auto"/>
+            </w:tcBorders>
+            <w:vAlign w:val="center"/>
+          </w:tcPr>
+          <w:p>
+            <w:pPr>
+              <w:ind w:right="-880"/>
+              <w:rPr>
+                <w:lang w:val="kk-KZ"/>
+              </w:rPr>
+            </w:pPr>
+          </w:p>
+        </w:tc>
+        <w:tc>
+          <w:tcPr>
+            <w:tcW w:w="708" w:type="dxa"/>
+            <w:tcBorders>
+              <w:top w:val="single" w:sz="4" w:space="0" w:color="auto"/>
+              <w:left w:val="single" w:sz="4" w:space="0" w:color="auto"/>
+              <w:bottom w:val="single" w:sz="4" w:space="0" w:color="auto"/>
+              <w:right w:val="single" w:sz="4" w:space="0" w:color="auto"/>
+            </w:tcBorders>
+            <w:vAlign w:val="center"/>
+          </w:tcPr>
+          <w:p>
+            <w:pPr>
+              <w:ind w:right="-880"/>
+              <w:rPr>
+                <w:lang w:val="kk-KZ"/>
+              </w:rPr>
+            </w:pPr>
+          </w:p>
+        </w:tc>
+        <w:tc>
+          <w:tcPr>
+            <w:tcW w:w="851" w:type="dxa"/>
+            <w:tcBorders>
+              <w:top w:val="single" w:sz="4" w:space="0" w:color="auto"/>
+              <w:left w:val="single" w:sz="4" w:space="0" w:color="auto"/>
+              <w:bottom w:val="single" w:sz="4" w:space="0" w:color="auto"/>
+              <w:right w:val="single" w:sz="4" w:space="0" w:color="auto"/>
+            </w:tcBorders>
+            <w:vAlign w:val="center"/>
+          </w:tcPr>
+          <w:p>
+            <w:pPr>
+              <w:ind w:right="-880"/>
+              <w:rPr>
+                <w:lang w:val="kk-KZ"/>
+              </w:rPr>
+            </w:pPr>
+          </w:p>
+        </w:tc>
+        <w:tc>
+          <w:tcPr>
+            <w:tcW w:w="1111" w:type="dxa"/>
+            <w:tcBorders>
+              <w:top w:val="single" w:sz="4" w:space="0" w:color="auto"/>
+              <w:left w:val="single" w:sz="4" w:space="0" w:color="auto"/>
+              <w:bottom w:val="single" w:sz="4" w:space="0" w:color="auto"/>
+              <w:right w:val="single" w:sz="4" w:space="0" w:color="auto"/>
+            </w:tcBorders>
+            <w:vAlign w:val="center"/>
+          </w:tcPr>
+          <w:p>
+            <w:pPr>
+              <w:ind w:right="-880"/>
+              <w:rPr>
+                <w:lang w:val="kk-KZ"/>
+              </w:rPr>
+            </w:pPr>
+          </w:p>
+        </w:tc>
+        <w:tc>
+          <w:tcPr>
+            <w:tcW w:w="732" w:type="dxa"/>
+            <w:tcBorders>
+              <w:top w:val="single" w:sz="4" w:space="0" w:color="auto"/>
+              <w:left w:val="single" w:sz="4" w:space="0" w:color="auto"/>
+              <w:bottom w:val="single" w:sz="4" w:space="0" w:color="auto"/>
+              <w:right w:val="single" w:sz="4" w:space="0" w:color="auto"/>
+            </w:tcBorders>
+            <w:vAlign w:val="center"/>
+          </w:tcPr>
+          <w:p>
+            <w:pPr>
+              <w:ind w:right="-880"/>
+              <w:rPr>
+                <w:lang w:val="kk-KZ"/>
+              </w:rPr>
+            </w:pPr>
+          </w:p>
+        </w:tc>
+        <w:tc>
+          <w:tcPr>
+            <w:tcW w:w="567" w:type="dxa"/>
+            <w:tcBorders>
+              <w:top w:val="single" w:sz="4" w:space="0" w:color="auto"/>
+              <w:left w:val="single" w:sz="4" w:space="0" w:color="auto"/>
+              <w:bottom w:val="single" w:sz="4" w:space="0" w:color="auto"/>
+              <w:right w:val="single" w:sz="4" w:space="0" w:color="auto"/>
+            </w:tcBorders>
+            <w:vAlign w:val="center"/>
+          </w:tcPr>
+          <w:p>
+            <w:pPr>
+              <w:ind w:right="-880"/>
+              <w:rPr>
+                <w:lang w:val="kk-KZ"/>
+              </w:rPr>
+            </w:pPr>
+          </w:p>
+        </w:tc>
+        <w:tc>
+          <w:tcPr>
+            <w:tcW w:w="567" w:type="dxa"/>
+            <w:tcBorders>
+              <w:top w:val="single" w:sz="4" w:space="0" w:color="auto"/>
+              <w:left w:val="single" w:sz="4" w:space="0" w:color="auto"/>
+              <w:bottom w:val="single" w:sz="4" w:space="0" w:color="auto"/>
+              <w:right w:val="single" w:sz="4" w:space="0" w:color="auto"/>
+            </w:tcBorders>
+            <w:vAlign w:val="center"/>
+          </w:tcPr>
+          <w:p>
+            <w:pPr>
+              <w:ind w:right="-880"/>
+              <w:rPr>
+                <w:lang w:val="kk-KZ"/>
+              </w:rPr>
+            </w:pPr>
+          </w:p>
+        </w:tc>
+      </w:tr>
+      <w:tr>
+        <w:trPr>
+          <w:trHeight w:val="243"/>
+          <w:jc w:val="center"/>
+        </w:trPr>
+        <w:tc>
+          <w:tcPr>
+            <w:tcW w:w="450" w:type="dxa"/>
+            <w:vMerge/>
+            <w:tcBorders>
+              <w:left w:val="single" w:sz="4" w:space="0" w:color="auto"/>
+              <w:bottom w:val="single" w:sz="4" w:space="0" w:color="auto"/>
+              <w:right w:val="single" w:sz="4" w:space="0" w:color="auto"/>
+            </w:tcBorders>
+            <w:vAlign w:val="center"/>
+          </w:tcPr>
+          <w:p>
+            <w:pPr>
+              <w:ind w:right="-880"/>
+              <w:rPr>
+                <w:lang w:val="kk-KZ"/>
+              </w:rPr>
+            </w:pPr>
+          </w:p>
+        </w:tc>
+        <w:tc>
+          <w:tcPr>
+            <w:tcW w:w="426" w:type="dxa"/>
+            <w:vMerge/>
+            <w:tcBorders>
+              <w:left w:val="single" w:sz="4" w:space="0" w:color="auto"/>
+              <w:bottom w:val="single" w:sz="4" w:space="0" w:color="auto"/>
+              <w:right w:val="single" w:sz="4" w:space="0" w:color="auto"/>
+            </w:tcBorders>
+            <w:vAlign w:val="center"/>
+          </w:tcPr>
+          <w:p>
+            <w:pPr>
+              <w:ind w:right="-880"/>
+              <w:rPr>
+                <w:lang w:val="kk-KZ"/>
+              </w:rPr>
+            </w:pPr>
+          </w:p>
+        </w:tc>
+        <w:tc>
+          <w:tcPr>
+            <w:tcW w:w="2551" w:type="dxa"/>
+            <w:tcBorders>
+              <w:top w:val="single" w:sz="4" w:space="0" w:color="auto"/>
+              <w:left w:val="single" w:sz="4" w:space="0" w:color="auto"/>
+              <w:bottom w:val="single" w:sz="4" w:space="0" w:color="auto"/>
+              <w:right w:val="single" w:sz="4" w:space="0" w:color="auto"/>
+            </w:tcBorders>
+            <w:vAlign w:val="center"/>
+          </w:tcPr>
+          <w:p>
+            <w:pPr>
+              <w:jc w:val="center"/>
+            </w:pPr>
+            <w:r>
+              <w:t xml:space="preserve">Диапазон 2</w:t>
+            </w:r>
+          </w:p>
+        </w:tc>
+        <w:tc>
+          <w:tcPr>
+            <w:tcW w:w="537" w:type="dxa"/>
+            <w:tcBorders>
+              <w:top w:val="single" w:sz="4" w:space="0" w:color="auto"/>
+              <w:left w:val="single" w:sz="4" w:space="0" w:color="auto"/>
+              <w:bottom w:val="single" w:sz="4" w:space="0" w:color="auto"/>
+              <w:right w:val="single" w:sz="4" w:space="0" w:color="auto"/>
+            </w:tcBorders>
+            <w:vAlign w:val="center"/>
+          </w:tcPr>
+          <w:p>
+            <w:pPr>
+              <w:jc w:val="center"/>
+            </w:pPr>
+            <w:r>
+              <w:t xml:space="preserve">0,5</w:t>
+            </w:r>
+          </w:p>
+        </w:tc>
+        <w:tc>
+          <w:tcPr>
+            <w:tcW w:w="597" w:type="dxa"/>
+            <w:tcBorders>
+              <w:top w:val="single" w:sz="4" w:space="0" w:color="auto"/>
+              <w:left w:val="single" w:sz="4" w:space="0" w:color="auto"/>
+              <w:bottom w:val="single" w:sz="4" w:space="0" w:color="auto"/>
+              <w:right w:val="single" w:sz="4" w:space="0" w:color="auto"/>
+            </w:tcBorders>
+            <w:vAlign w:val="center"/>
+          </w:tcPr>
+          <w:p>
+            <w:pPr>
+              <w:jc w:val="center"/>
+            </w:pPr>
+            <w:r>
+              <w:t xml:space="preserve">1,5</w:t>
+            </w:r>
+          </w:p>
+        </w:tc>
+        <w:tc>
+          <w:tcPr>
+            <w:tcW w:w="830" w:type="dxa"/>
+            <w:tcBorders>
+              <w:top w:val="single" w:sz="4" w:space="0" w:color="auto"/>
+              <w:left w:val="single" w:sz="4" w:space="0" w:color="auto"/>
+              <w:bottom w:val="single" w:sz="4" w:space="0" w:color="auto"/>
+              <w:right w:val="single" w:sz="4" w:space="0" w:color="auto"/>
+            </w:tcBorders>
+            <w:vAlign w:val="center"/>
+          </w:tcPr>
+          <w:p>
+            <w:pPr>
+              <w:jc w:val="center"/>
+            </w:pPr>
+            <w:r>
+              <w:t xml:space="preserve">8</w:t>
+            </w:r>
+          </w:p>
+        </w:tc>
+        <w:tc>
+          <w:tcPr>
+            <w:tcW w:w="993" w:type="dxa"/>
+            <w:tcBorders>
+              <w:top w:val="single" w:sz="4" w:space="0" w:color="auto"/>
+              <w:left w:val="single" w:sz="4" w:space="0" w:color="auto"/>
+              <w:bottom w:val="single" w:sz="4" w:space="0" w:color="auto"/>
+              <w:right w:val="single" w:sz="4" w:space="0" w:color="auto"/>
+            </w:tcBorders>
+            <w:vAlign w:val="center"/>
+          </w:tcPr>
+          <w:p>
+            <w:pPr>
+              <w:jc w:val="center"/>
+            </w:pPr>
+            <w:r>
+              <w:t xml:space="preserve">1,2</w:t>
+            </w:r>
+          </w:p>
+        </w:tc>
+        <w:tc>
+          <w:tcPr>
+            <w:tcW w:w="870" w:type="dxa"/>
+            <w:tcBorders>
+              <w:top w:val="single" w:sz="4" w:space="0" w:color="auto"/>
+              <w:left w:val="single" w:sz="4" w:space="0" w:color="auto"/>
+              <w:bottom w:val="single" w:sz="4" w:space="0" w:color="auto"/>
+              <w:right w:val="single" w:sz="4" w:space="0" w:color="auto"/>
+            </w:tcBorders>
+            <w:vAlign w:val="center"/>
+          </w:tcPr>
+          <w:p>
+            <w:pPr>
+              <w:jc w:val="center"/>
+            </w:pPr>
+            <w:r>
+              <w:t xml:space="preserve">2,5</w:t>
+            </w:r>
+          </w:p>
+        </w:tc>
+        <w:tc>
+          <w:tcPr>
+            <w:tcW w:w="883" w:type="dxa"/>
+            <w:tcBorders>
+              <w:top w:val="single" w:sz="4" w:space="0" w:color="auto"/>
+              <w:left w:val="single" w:sz="4" w:space="0" w:color="auto"/>
+              <w:bottom w:val="single" w:sz="4" w:space="0" w:color="auto"/>
+              <w:right w:val="single" w:sz="4" w:space="0" w:color="auto"/>
+            </w:tcBorders>
+            <w:vAlign w:val="center"/>
+          </w:tcPr>
+          <w:p>
+            <w:pPr>
+              <w:jc w:val="center"/>
+            </w:pPr>
+            <w:r>
+              <w:t xml:space="preserve">8,5</w:t>
+            </w:r>
+          </w:p>
+        </w:tc>
+        <w:tc>
+          <w:tcPr>
+            <w:tcW w:w="1223" w:type="dxa"/>
+            <w:gridSpan w:val="2"/>
+            <w:tcBorders>
+              <w:top w:val="single" w:sz="4" w:space="0" w:color="auto"/>
+              <w:left w:val="single" w:sz="4" w:space="0" w:color="auto"/>
+              <w:bottom w:val="single" w:sz="4" w:space="0" w:color="auto"/>
+              <w:right w:val="single" w:sz="4" w:space="0" w:color="auto"/>
+            </w:tcBorders>
+            <w:vAlign w:val="center"/>
+          </w:tcPr>
+          <w:p>
+            <w:pPr>
+              <w:jc w:val="center"/>
+            </w:pPr>
+            <w:r>
+              <w:t xml:space="preserve">25</w:t>
+            </w:r>
+          </w:p>
+        </w:tc>
+        <w:tc>
+          <w:tcPr>
+            <w:tcW w:w="416" w:type="dxa"/>
+            <w:tcBorders>
+              <w:top w:val="single" w:sz="4" w:space="0" w:color="auto"/>
+              <w:left w:val="single" w:sz="4" w:space="0" w:color="auto"/>
+              <w:bottom w:val="single" w:sz="4" w:space="0" w:color="auto"/>
+              <w:right w:val="single" w:sz="4" w:space="0" w:color="auto"/>
+            </w:tcBorders>
+            <w:vAlign w:val="center"/>
+          </w:tcPr>
+          <w:p>
+            <w:pPr>
+              <w:ind w:right="-880"/>
+              <w:rPr>
+                <w:lang w:val="kk-KZ"/>
+              </w:rPr>
+            </w:pPr>
+          </w:p>
+        </w:tc>
+        <w:tc>
+          <w:tcPr>
+            <w:tcW w:w="874" w:type="dxa"/>
+            <w:tcBorders>
+              <w:top w:val="single" w:sz="4" w:space="0" w:color="auto"/>
+              <w:left w:val="single" w:sz="4" w:space="0" w:color="auto"/>
+              <w:bottom w:val="single" w:sz="4" w:space="0" w:color="auto"/>
+              <w:right w:val="single" w:sz="4" w:space="0" w:color="auto"/>
+            </w:tcBorders>
+            <w:vAlign w:val="center"/>
+          </w:tcPr>
+          <w:p>
+            <w:pPr>
+              <w:ind w:right="-880"/>
+              <w:rPr>
+                <w:lang w:val="kk-KZ"/>
+              </w:rPr>
+            </w:pPr>
+          </w:p>
+        </w:tc>
+        <w:tc>
+          <w:tcPr>
+            <w:tcW w:w="708" w:type="dxa"/>
+            <w:tcBorders>
+              <w:top w:val="single" w:sz="4" w:space="0" w:color="auto"/>
+              <w:left w:val="single" w:sz="4" w:space="0" w:color="auto"/>
+              <w:bottom w:val="single" w:sz="4" w:space="0" w:color="auto"/>
+              <w:right w:val="single" w:sz="4" w:space="0" w:color="auto"/>
+            </w:tcBorders>
+            <w:vAlign w:val="center"/>
+          </w:tcPr>
+          <w:p>
+            <w:pPr>
+              <w:ind w:right="-880"/>
+              <w:rPr>
+                <w:lang w:val="kk-KZ"/>
+              </w:rPr>
+            </w:pPr>
+          </w:p>
+        </w:tc>
+        <w:tc>
+          <w:tcPr>
+            <w:tcW w:w="851" w:type="dxa"/>
+            <w:tcBorders>
+              <w:top w:val="single" w:sz="4" w:space="0" w:color="auto"/>
+              <w:left w:val="single" w:sz="4" w:space="0" w:color="auto"/>
+              <w:bottom w:val="single" w:sz="4" w:space="0" w:color="auto"/>
+              <w:right w:val="single" w:sz="4" w:space="0" w:color="auto"/>
+            </w:tcBorders>
+            <w:vAlign w:val="center"/>
+          </w:tcPr>
+          <w:p>
+            <w:pPr>
+              <w:ind w:right="-880"/>
+              <w:rPr>
+                <w:lang w:val="kk-KZ"/>
+              </w:rPr>
+            </w:pPr>
+          </w:p>
+        </w:tc>
+        <w:tc>
+          <w:tcPr>
+            <w:tcW w:w="1111" w:type="dxa"/>
+            <w:tcBorders>
+              <w:top w:val="single" w:sz="4" w:space="0" w:color="auto"/>
+              <w:left w:val="single" w:sz="4" w:space="0" w:color="auto"/>
+              <w:bottom w:val="single" w:sz="4" w:space="0" w:color="auto"/>
+              <w:right w:val="single" w:sz="4" w:space="0" w:color="auto"/>
+            </w:tcBorders>
+            <w:vAlign w:val="center"/>
+          </w:tcPr>
+          <w:p>
+            <w:pPr>
+              <w:ind w:right="-880"/>
+              <w:rPr>
+                <w:lang w:val="kk-KZ"/>
+              </w:rPr>
+            </w:pPr>
+          </w:p>
+        </w:tc>
+        <w:tc>
+          <w:tcPr>
+            <w:tcW w:w="732" w:type="dxa"/>
+            <w:tcBorders>
+              <w:top w:val="single" w:sz="4" w:space="0" w:color="auto"/>
+              <w:left w:val="single" w:sz="4" w:space="0" w:color="auto"/>
+              <w:bottom w:val="single" w:sz="4" w:space="0" w:color="auto"/>
+              <w:right w:val="single" w:sz="4" w:space="0" w:color="auto"/>
+            </w:tcBorders>
+            <w:vAlign w:val="center"/>
+          </w:tcPr>
+          <w:p>
+            <w:pPr>
+              <w:ind w:right="-880"/>
+              <w:rPr>
+                <w:lang w:val="kk-KZ"/>
+              </w:rPr>
+            </w:pPr>
+          </w:p>
+        </w:tc>
+        <w:tc>
+          <w:tcPr>
+            <w:tcW w:w="567" w:type="dxa"/>
+            <w:tcBorders>
+              <w:top w:val="single" w:sz="4" w:space="0" w:color="auto"/>
+              <w:left w:val="single" w:sz="4" w:space="0" w:color="auto"/>
+              <w:bottom w:val="single" w:sz="4" w:space="0" w:color="auto"/>
+              <w:right w:val="single" w:sz="4" w:space="0" w:color="auto"/>
+            </w:tcBorders>
+            <w:vAlign w:val="center"/>
+          </w:tcPr>
+          <w:p>
+            <w:pPr>
+              <w:ind w:right="-880"/>
+              <w:rPr>
+                <w:lang w:val="kk-KZ"/>
+              </w:rPr>
+            </w:pPr>
+          </w:p>
+        </w:tc>
+        <w:tc>
+          <w:tcPr>
+            <w:tcW w:w="567" w:type="dxa"/>
+            <w:tcBorders>
+              <w:top w:val="single" w:sz="4" w:space="0" w:color="auto"/>
+              <w:left w:val="single" w:sz="4" w:space="0" w:color="auto"/>
+              <w:bottom w:val="single" w:sz="4" w:space="0" w:color="auto"/>
+              <w:right w:val="single" w:sz="4" w:space="0" w:color="auto"/>
+            </w:tcBorders>
+            <w:vAlign w:val="center"/>
+          </w:tcPr>
+          <w:p>
+            <w:pPr>
+              <w:ind w:right="-880"/>
+              <w:rPr>
+                <w:lang w:val="kk-KZ"/>
+              </w:rPr>
+            </w:pPr>
+          </w:p>
+        </w:tc>
+      </w:tr>
+      <w:tr>
+        <w:trPr>
+          <w:trHeight w:val="224"/>
+          <w:jc w:val="center"/>
+        </w:trPr>
+        <w:tc>
+          <w:tcPr>
+            <w:tcW w:w="450" w:type="dxa"/>
+            <w:vMerge w:val="restart"/>
+            <w:tcBorders>
+              <w:top w:val="single" w:sz="4" w:space="0" w:color="auto"/>
+              <w:left w:val="single" w:sz="4" w:space="0" w:color="auto"/>
+              <w:right w:val="single" w:sz="4" w:space="0" w:color="auto"/>
+            </w:tcBorders>
+            <w:vAlign w:val="center"/>
+            <w:hideMark/>
+          </w:tcPr>
+          <w:p>
+            <w:pPr>
+              <w:jc w:val="center"/>
+            </w:pPr>
+            <w:r>
+              <w:rPr>
+                <w:b/>
+                <w:bCs/>
+              </w:rPr>
+              <w:t xml:space="preserve">3</w:t>
+            </w:r>
+          </w:p>
+        </w:tc>
+        <w:tc>
+          <w:tcPr>
+            <w:tcW w:w="426" w:type="dxa"/>
+            <w:vMerge w:val="restart"/>
+            <w:tcBorders>
+              <w:top w:val="single" w:sz="4" w:space="0" w:color="auto"/>
+              <w:left w:val="single" w:sz="4" w:space="0" w:color="auto"/>
+              <w:right w:val="single" w:sz="4" w:space="0" w:color="auto"/>
+            </w:tcBorders>
+            <w:vAlign w:val="center"/>
+          </w:tcPr>
+          <w:p>
+            <w:pPr>
+              <w:jc w:val="center"/>
+            </w:pPr>
+            <w:r>
+              <w:rPr>
+                <w:b/>
+                <w:bCs/>
+              </w:rPr>
+              <w:t xml:space="preserve">3т</w:t>
+            </w:r>
+          </w:p>
+        </w:tc>
+        <w:tc>
+          <w:tcPr>
+            <w:tcW w:w="2551" w:type="dxa"/>
+            <w:tcBorders>
+              <w:top w:val="single" w:sz="4" w:space="0" w:color="auto"/>
+              <w:left w:val="single" w:sz="4" w:space="0" w:color="auto"/>
+              <w:bottom w:val="single" w:sz="4" w:space="0" w:color="auto"/>
+              <w:right w:val="single" w:sz="4" w:space="0" w:color="auto"/>
+            </w:tcBorders>
+            <w:vAlign w:val="center"/>
+          </w:tcPr>
+          <w:p>
+            <w:pPr>
+              <w:jc w:val="center"/>
+            </w:pPr>
+            <w:r>
+              <w:t xml:space="preserve">Архив</w:t>
+            </w:r>
+          </w:p>
+        </w:tc>
+        <w:tc>
+          <w:tcPr>
+            <w:tcW w:w="537" w:type="dxa"/>
+            <w:tcBorders>
+              <w:top w:val="single" w:sz="4" w:space="0" w:color="auto"/>
+              <w:left w:val="single" w:sz="4" w:space="0" w:color="auto"/>
+              <w:bottom w:val="single" w:sz="4" w:space="0" w:color="auto"/>
+              <w:right w:val="single" w:sz="4" w:space="0" w:color="auto"/>
+            </w:tcBorders>
+            <w:vAlign w:val="center"/>
+          </w:tcPr>
+          <w:p>
+            <w:pPr>
+              <w:ind w:right="-880"/>
+              <w:rPr>
+                <w:lang w:val="kk-KZ"/>
+              </w:rPr>
+            </w:pPr>
+          </w:p>
+        </w:tc>
+        <w:tc>
+          <w:tcPr>
+            <w:tcW w:w="597" w:type="dxa"/>
+            <w:tcBorders>
+              <w:top w:val="single" w:sz="4" w:space="0" w:color="auto"/>
+              <w:left w:val="single" w:sz="4" w:space="0" w:color="auto"/>
+              <w:bottom w:val="single" w:sz="4" w:space="0" w:color="auto"/>
+              <w:right w:val="single" w:sz="4" w:space="0" w:color="auto"/>
+            </w:tcBorders>
+            <w:vAlign w:val="center"/>
+          </w:tcPr>
+          <w:p>
+            <w:pPr>
+              <w:ind w:right="-880"/>
+              <w:rPr>
+                <w:lang w:val="kk-KZ"/>
+              </w:rPr>
+            </w:pPr>
+          </w:p>
+        </w:tc>
+        <w:tc>
+          <w:tcPr>
+            <w:tcW w:w="830" w:type="dxa"/>
+            <w:tcBorders>
+              <w:top w:val="single" w:sz="4" w:space="0" w:color="auto"/>
+              <w:left w:val="single" w:sz="4" w:space="0" w:color="auto"/>
+              <w:bottom w:val="single" w:sz="4" w:space="0" w:color="auto"/>
+              <w:right w:val="single" w:sz="4" w:space="0" w:color="auto"/>
+            </w:tcBorders>
+            <w:vAlign w:val="center"/>
+          </w:tcPr>
+          <w:p>
+            <w:pPr>
+              <w:ind w:right="-880"/>
+              <w:rPr>
+                <w:lang w:val="kk-KZ"/>
+              </w:rPr>
+            </w:pPr>
+          </w:p>
+        </w:tc>
+        <w:tc>
+          <w:tcPr>
+            <w:tcW w:w="993" w:type="dxa"/>
+            <w:tcBorders>
+              <w:top w:val="single" w:sz="4" w:space="0" w:color="auto"/>
+              <w:left w:val="single" w:sz="4" w:space="0" w:color="auto"/>
+              <w:bottom w:val="single" w:sz="4" w:space="0" w:color="auto"/>
+              <w:right w:val="single" w:sz="4" w:space="0" w:color="auto"/>
+            </w:tcBorders>
+            <w:vAlign w:val="center"/>
+          </w:tcPr>
+          <w:p>
+            <w:pPr>
+              <w:ind w:right="-880"/>
+              <w:rPr>
+                <w:lang w:val="kk-KZ"/>
+              </w:rPr>
+            </w:pPr>
+          </w:p>
+        </w:tc>
+        <w:tc>
+          <w:tcPr>
+            <w:tcW w:w="870" w:type="dxa"/>
+            <w:tcBorders>
+              <w:top w:val="single" w:sz="4" w:space="0" w:color="auto"/>
+              <w:left w:val="single" w:sz="4" w:space="0" w:color="auto"/>
+              <w:bottom w:val="single" w:sz="4" w:space="0" w:color="auto"/>
+              <w:right w:val="single" w:sz="4" w:space="0" w:color="auto"/>
+            </w:tcBorders>
+            <w:vAlign w:val="center"/>
+          </w:tcPr>
+          <w:p>
+            <w:pPr>
+              <w:ind w:right="-880"/>
+              <w:rPr>
+                <w:lang w:val="kk-KZ"/>
+              </w:rPr>
+            </w:pPr>
+          </w:p>
+        </w:tc>
+        <w:tc>
+          <w:tcPr>
+            <w:tcW w:w="883" w:type="dxa"/>
+            <w:tcBorders>
+              <w:top w:val="single" w:sz="4" w:space="0" w:color="auto"/>
+              <w:left w:val="single" w:sz="4" w:space="0" w:color="auto"/>
+              <w:bottom w:val="single" w:sz="4" w:space="0" w:color="auto"/>
+              <w:right w:val="single" w:sz="4" w:space="0" w:color="auto"/>
+            </w:tcBorders>
+            <w:vAlign w:val="center"/>
+          </w:tcPr>
+          <w:p>
+            <w:pPr>
+              <w:ind w:right="-880"/>
+              <w:rPr>
+                <w:lang w:val="kk-KZ"/>
+              </w:rPr>
+            </w:pPr>
+          </w:p>
+        </w:tc>
+        <w:tc>
+          <w:tcPr>
+            <w:tcW w:w="1223" w:type="dxa"/>
+            <w:gridSpan w:val="2"/>
+            <w:tcBorders>
+              <w:top w:val="single" w:sz="4" w:space="0" w:color="auto"/>
+              <w:left w:val="single" w:sz="4" w:space="0" w:color="auto"/>
+              <w:bottom w:val="single" w:sz="4" w:space="0" w:color="auto"/>
+              <w:right w:val="single" w:sz="4" w:space="0" w:color="auto"/>
+            </w:tcBorders>
+            <w:vAlign w:val="center"/>
+          </w:tcPr>
+          <w:p>
+            <w:pPr>
+              <w:ind w:right="-880"/>
+              <w:rPr>
+                <w:lang w:val="kk-KZ"/>
+              </w:rPr>
+            </w:pPr>
+          </w:p>
+        </w:tc>
+        <w:tc>
+          <w:tcPr>
+            <w:tcW w:w="416" w:type="dxa"/>
+            <w:tcBorders>
+              <w:top w:val="single" w:sz="4" w:space="0" w:color="auto"/>
+              <w:left w:val="single" w:sz="4" w:space="0" w:color="auto"/>
+              <w:bottom w:val="single" w:sz="4" w:space="0" w:color="auto"/>
+              <w:right w:val="single" w:sz="4" w:space="0" w:color="auto"/>
+            </w:tcBorders>
+            <w:vAlign w:val="center"/>
+          </w:tcPr>
+          <w:p>
+            <w:pPr>
+              <w:ind w:right="-880"/>
+              <w:rPr>
+                <w:lang w:val="kk-KZ"/>
+              </w:rPr>
+            </w:pPr>
+          </w:p>
+        </w:tc>
+        <w:tc>
+          <w:tcPr>
+            <w:tcW w:w="874" w:type="dxa"/>
+            <w:tcBorders>
+              <w:top w:val="single" w:sz="4" w:space="0" w:color="auto"/>
+              <w:left w:val="single" w:sz="4" w:space="0" w:color="auto"/>
+              <w:bottom w:val="single" w:sz="4" w:space="0" w:color="auto"/>
+              <w:right w:val="single" w:sz="4" w:space="0" w:color="auto"/>
+            </w:tcBorders>
+            <w:vAlign w:val="center"/>
+          </w:tcPr>
+          <w:p>
+            <w:pPr>
+              <w:ind w:right="-880"/>
+              <w:rPr>
+                <w:lang w:val="kk-KZ"/>
+              </w:rPr>
+            </w:pPr>
+          </w:p>
+        </w:tc>
+        <w:tc>
+          <w:tcPr>
+            <w:tcW w:w="708" w:type="dxa"/>
+            <w:tcBorders>
+              <w:top w:val="single" w:sz="4" w:space="0" w:color="auto"/>
+              <w:left w:val="single" w:sz="4" w:space="0" w:color="auto"/>
+              <w:bottom w:val="single" w:sz="4" w:space="0" w:color="auto"/>
+              <w:right w:val="single" w:sz="4" w:space="0" w:color="auto"/>
+            </w:tcBorders>
+            <w:vAlign w:val="center"/>
+          </w:tcPr>
+          <w:p>
+            <w:pPr>
+              <w:ind w:right="-880"/>
+              <w:rPr>
+                <w:lang w:val="kk-KZ"/>
+              </w:rPr>
+            </w:pPr>
+          </w:p>
+        </w:tc>
+        <w:tc>
+          <w:tcPr>
+            <w:tcW w:w="851" w:type="dxa"/>
+            <w:tcBorders>
+              <w:top w:val="single" w:sz="4" w:space="0" w:color="auto"/>
+              <w:left w:val="single" w:sz="4" w:space="0" w:color="auto"/>
+              <w:bottom w:val="single" w:sz="4" w:space="0" w:color="auto"/>
+              <w:right w:val="single" w:sz="4" w:space="0" w:color="auto"/>
+            </w:tcBorders>
+            <w:vAlign w:val="center"/>
+          </w:tcPr>
+          <w:p>
+            <w:pPr>
+              <w:ind w:right="-880"/>
+              <w:rPr>
+                <w:lang w:val="kk-KZ"/>
+              </w:rPr>
+            </w:pPr>
+          </w:p>
+        </w:tc>
+        <w:tc>
+          <w:tcPr>
+            <w:tcW w:w="1111" w:type="dxa"/>
+            <w:tcBorders>
+              <w:top w:val="single" w:sz="4" w:space="0" w:color="auto"/>
+              <w:left w:val="single" w:sz="4" w:space="0" w:color="auto"/>
+              <w:bottom w:val="single" w:sz="4" w:space="0" w:color="auto"/>
+              <w:right w:val="single" w:sz="4" w:space="0" w:color="auto"/>
+            </w:tcBorders>
+            <w:vAlign w:val="center"/>
+          </w:tcPr>
+          <w:p>
+            <w:pPr>
+              <w:ind w:right="-880"/>
+              <w:rPr>
+                <w:lang w:val="kk-KZ"/>
+              </w:rPr>
+            </w:pPr>
+          </w:p>
+        </w:tc>
+        <w:tc>
+          <w:tcPr>
+            <w:tcW w:w="732" w:type="dxa"/>
+            <w:tcBorders>
+              <w:top w:val="single" w:sz="4" w:space="0" w:color="auto"/>
+              <w:left w:val="single" w:sz="4" w:space="0" w:color="auto"/>
+              <w:bottom w:val="single" w:sz="4" w:space="0" w:color="auto"/>
+              <w:right w:val="single" w:sz="4" w:space="0" w:color="auto"/>
+            </w:tcBorders>
+            <w:vAlign w:val="center"/>
+          </w:tcPr>
+          <w:p>
+            <w:pPr>
+              <w:ind w:right="-880"/>
+              <w:rPr>
+                <w:lang w:val="kk-KZ"/>
+              </w:rPr>
+            </w:pPr>
+          </w:p>
+        </w:tc>
+        <w:tc>
+          <w:tcPr>
+            <w:tcW w:w="567" w:type="dxa"/>
+            <w:tcBorders>
+              <w:top w:val="single" w:sz="4" w:space="0" w:color="auto"/>
+              <w:left w:val="single" w:sz="4" w:space="0" w:color="auto"/>
+              <w:bottom w:val="single" w:sz="4" w:space="0" w:color="auto"/>
+              <w:right w:val="single" w:sz="4" w:space="0" w:color="auto"/>
+            </w:tcBorders>
+            <w:vAlign w:val="center"/>
+          </w:tcPr>
+          <w:p>
+            <w:pPr>
+              <w:ind w:right="-880"/>
+              <w:rPr>
+                <w:lang w:val="kk-KZ"/>
+              </w:rPr>
+            </w:pPr>
+          </w:p>
+        </w:tc>
+        <w:tc>
+          <w:tcPr>
+            <w:tcW w:w="567" w:type="dxa"/>
+            <w:tcBorders>
+              <w:top w:val="single" w:sz="4" w:space="0" w:color="auto"/>
+              <w:left w:val="single" w:sz="4" w:space="0" w:color="auto"/>
+              <w:bottom w:val="single" w:sz="4" w:space="0" w:color="auto"/>
+              <w:right w:val="single" w:sz="4" w:space="0" w:color="auto"/>
+            </w:tcBorders>
+            <w:vAlign w:val="center"/>
+          </w:tcPr>
+          <w:p>
+            <w:pPr>
+              <w:ind w:right="-880"/>
+              <w:rPr>
+                <w:lang w:val="kk-KZ"/>
+              </w:rPr>
+            </w:pPr>
+          </w:p>
+        </w:tc>
+      </w:tr>
+      <w:tr>
+        <w:trPr>
+          <w:trHeight w:val="215"/>
+          <w:jc w:val="center"/>
+        </w:trPr>
+        <w:tc>
+          <w:tcPr>
+            <w:tcW w:w="450" w:type="dxa"/>
+            <w:vMerge/>
+            <w:tcBorders>
+              <w:left w:val="single" w:sz="4" w:space="0" w:color="auto"/>
+              <w:right w:val="single" w:sz="4" w:space="0" w:color="auto"/>
+            </w:tcBorders>
+            <w:vAlign w:val="center"/>
+          </w:tcPr>
+          <w:p>
+            <w:pPr>
+              <w:ind w:right="-880"/>
+              <w:rPr>
+                <w:lang w:val="kk-KZ"/>
+              </w:rPr>
+            </w:pPr>
+          </w:p>
+        </w:tc>
+        <w:tc>
+          <w:tcPr>
+            <w:tcW w:w="426" w:type="dxa"/>
+            <w:vMerge/>
+            <w:tcBorders>
+              <w:left w:val="single" w:sz="4" w:space="0" w:color="auto"/>
+              <w:right w:val="single" w:sz="4" w:space="0" w:color="auto"/>
+            </w:tcBorders>
+            <w:vAlign w:val="center"/>
+          </w:tcPr>
+          <w:p>
+            <w:pPr>
+              <w:ind w:right="-880"/>
+              <w:rPr>
+                <w:lang w:val="kk-KZ"/>
+              </w:rPr>
+            </w:pPr>
+          </w:p>
+        </w:tc>
+        <w:tc>
+          <w:tcPr>
+            <w:tcW w:w="2551" w:type="dxa"/>
+            <w:tcBorders>
+              <w:top w:val="single" w:sz="4" w:space="0" w:color="auto"/>
+              <w:left w:val="single" w:sz="4" w:space="0" w:color="auto"/>
+              <w:bottom w:val="single" w:sz="4" w:space="0" w:color="auto"/>
+              <w:right w:val="single" w:sz="4" w:space="0" w:color="auto"/>
+            </w:tcBorders>
+            <w:vAlign w:val="center"/>
+          </w:tcPr>
+          <w:p>
+            <w:pPr>
+              <w:jc w:val="center"/>
+            </w:pPr>
+            <w:r>
+              <w:t xml:space="preserve">Диапазон 1</w:t>
+            </w:r>
+          </w:p>
+        </w:tc>
+        <w:tc>
+          <w:tcPr>
+            <w:tcW w:w="537" w:type="dxa"/>
+            <w:tcBorders>
+              <w:top w:val="single" w:sz="4" w:space="0" w:color="auto"/>
+              <w:left w:val="single" w:sz="4" w:space="0" w:color="auto"/>
+              <w:bottom w:val="single" w:sz="4" w:space="0" w:color="auto"/>
+              <w:right w:val="single" w:sz="4" w:space="0" w:color="auto"/>
+            </w:tcBorders>
+            <w:vAlign w:val="center"/>
+          </w:tcPr>
+          <w:p>
+            <w:pPr>
+              <w:jc w:val="center"/>
+            </w:pPr>
+            <w:r>
+              <w:t xml:space="preserve">0,5</w:t>
+            </w:r>
+          </w:p>
+        </w:tc>
+        <w:tc>
+          <w:tcPr>
+            <w:tcW w:w="597" w:type="dxa"/>
+            <w:tcBorders>
+              <w:top w:val="single" w:sz="4" w:space="0" w:color="auto"/>
+              <w:left w:val="single" w:sz="4" w:space="0" w:color="auto"/>
+              <w:bottom w:val="single" w:sz="4" w:space="0" w:color="auto"/>
+              <w:right w:val="single" w:sz="4" w:space="0" w:color="auto"/>
+            </w:tcBorders>
+            <w:vAlign w:val="center"/>
+          </w:tcPr>
+          <w:p>
+            <w:pPr>
+              <w:jc w:val="center"/>
+            </w:pPr>
+            <w:r>
+              <w:t xml:space="preserve">1,5</w:t>
+            </w:r>
+          </w:p>
+        </w:tc>
+        <w:tc>
+          <w:tcPr>
+            <w:tcW w:w="830" w:type="dxa"/>
+            <w:tcBorders>
+              <w:top w:val="single" w:sz="4" w:space="0" w:color="auto"/>
+              <w:left w:val="single" w:sz="4" w:space="0" w:color="auto"/>
+              <w:bottom w:val="single" w:sz="4" w:space="0" w:color="auto"/>
+              <w:right w:val="single" w:sz="4" w:space="0" w:color="auto"/>
+            </w:tcBorders>
+            <w:vAlign w:val="center"/>
+          </w:tcPr>
+          <w:p>
+            <w:pPr>
+              <w:jc w:val="center"/>
+            </w:pPr>
+            <w:r>
+              <w:t xml:space="preserve">8</w:t>
+            </w:r>
+          </w:p>
+        </w:tc>
+        <w:tc>
+          <w:tcPr>
+            <w:tcW w:w="993" w:type="dxa"/>
+            <w:tcBorders>
+              <w:top w:val="single" w:sz="4" w:space="0" w:color="auto"/>
+              <w:left w:val="single" w:sz="4" w:space="0" w:color="auto"/>
+              <w:bottom w:val="single" w:sz="4" w:space="0" w:color="auto"/>
+              <w:right w:val="single" w:sz="4" w:space="0" w:color="auto"/>
+            </w:tcBorders>
+            <w:vAlign w:val="center"/>
+          </w:tcPr>
+          <w:p>
+            <w:pPr>
+              <w:jc w:val="center"/>
+            </w:pPr>
+            <w:r>
+              <w:t xml:space="preserve">12,5</w:t>
+            </w:r>
+          </w:p>
+        </w:tc>
+        <w:tc>
+          <w:tcPr>
+            <w:tcW w:w="870" w:type="dxa"/>
+            <w:tcBorders>
+              <w:top w:val="single" w:sz="4" w:space="0" w:color="auto"/>
+              <w:left w:val="single" w:sz="4" w:space="0" w:color="auto"/>
+              <w:bottom w:val="single" w:sz="4" w:space="0" w:color="auto"/>
+              <w:right w:val="single" w:sz="4" w:space="0" w:color="auto"/>
+            </w:tcBorders>
+            <w:vAlign w:val="center"/>
+          </w:tcPr>
+          <w:p>
+            <w:pPr>
+              <w:jc w:val="center"/>
+            </w:pPr>
+            <w:r>
+              <w:t xml:space="preserve">25</w:t>
+            </w:r>
+          </w:p>
+        </w:tc>
+        <w:tc>
+          <w:tcPr>
+            <w:tcW w:w="883" w:type="dxa"/>
+            <w:tcBorders>
+              <w:top w:val="single" w:sz="4" w:space="0" w:color="auto"/>
+              <w:left w:val="single" w:sz="4" w:space="0" w:color="auto"/>
+              <w:bottom w:val="single" w:sz="4" w:space="0" w:color="auto"/>
+              <w:right w:val="single" w:sz="4" w:space="0" w:color="auto"/>
+            </w:tcBorders>
+            <w:vAlign w:val="center"/>
+          </w:tcPr>
+          <w:p>
+            <w:pPr>
+              <w:jc w:val="center"/>
+            </w:pPr>
+            <w:r>
+              <w:t xml:space="preserve">85</w:t>
+            </w:r>
+          </w:p>
+        </w:tc>
+        <w:tc>
+          <w:tcPr>
+            <w:tcW w:w="1223" w:type="dxa"/>
+            <w:gridSpan w:val="2"/>
+            <w:tcBorders>
+              <w:top w:val="single" w:sz="4" w:space="0" w:color="auto"/>
+              <w:left w:val="single" w:sz="4" w:space="0" w:color="auto"/>
+              <w:bottom w:val="single" w:sz="4" w:space="0" w:color="auto"/>
+              <w:right w:val="single" w:sz="4" w:space="0" w:color="auto"/>
+            </w:tcBorders>
+            <w:vAlign w:val="center"/>
+          </w:tcPr>
+          <w:p>
+            <w:pPr>
+              <w:jc w:val="center"/>
+            </w:pPr>
+            <w:r>
+              <w:t xml:space="preserve">250</w:t>
+            </w:r>
+          </w:p>
+        </w:tc>
+        <w:tc>
+          <w:tcPr>
+            <w:tcW w:w="416" w:type="dxa"/>
+            <w:tcBorders>
+              <w:top w:val="single" w:sz="4" w:space="0" w:color="auto"/>
+              <w:left w:val="single" w:sz="4" w:space="0" w:color="auto"/>
+              <w:bottom w:val="single" w:sz="4" w:space="0" w:color="auto"/>
+              <w:right w:val="single" w:sz="4" w:space="0" w:color="auto"/>
+            </w:tcBorders>
+            <w:vAlign w:val="center"/>
+          </w:tcPr>
+          <w:p>
+            <w:pPr>
+              <w:ind w:right="-880"/>
+              <w:rPr>
+                <w:lang w:val="kk-KZ"/>
+              </w:rPr>
+            </w:pPr>
+          </w:p>
+        </w:tc>
+        <w:tc>
+          <w:tcPr>
+            <w:tcW w:w="874" w:type="dxa"/>
+            <w:tcBorders>
+              <w:top w:val="single" w:sz="4" w:space="0" w:color="auto"/>
+              <w:left w:val="single" w:sz="4" w:space="0" w:color="auto"/>
+              <w:bottom w:val="single" w:sz="4" w:space="0" w:color="auto"/>
+              <w:right w:val="single" w:sz="4" w:space="0" w:color="auto"/>
+            </w:tcBorders>
+            <w:vAlign w:val="center"/>
+          </w:tcPr>
+          <w:p>
+            <w:pPr>
+              <w:ind w:right="-880"/>
+              <w:rPr>
+                <w:lang w:val="kk-KZ"/>
+              </w:rPr>
+            </w:pPr>
+          </w:p>
+        </w:tc>
+        <w:tc>
+          <w:tcPr>
+            <w:tcW w:w="708" w:type="dxa"/>
+            <w:tcBorders>
+              <w:top w:val="single" w:sz="4" w:space="0" w:color="auto"/>
+              <w:left w:val="single" w:sz="4" w:space="0" w:color="auto"/>
+              <w:bottom w:val="single" w:sz="4" w:space="0" w:color="auto"/>
+              <w:right w:val="single" w:sz="4" w:space="0" w:color="auto"/>
+            </w:tcBorders>
+            <w:vAlign w:val="center"/>
+          </w:tcPr>
+          <w:p>
+            <w:pPr>
+              <w:ind w:right="-880"/>
+              <w:rPr>
+                <w:lang w:val="kk-KZ"/>
+              </w:rPr>
+            </w:pPr>
+          </w:p>
+        </w:tc>
+        <w:tc>
+          <w:tcPr>
+            <w:tcW w:w="851" w:type="dxa"/>
+            <w:tcBorders>
+              <w:top w:val="single" w:sz="4" w:space="0" w:color="auto"/>
+              <w:left w:val="single" w:sz="4" w:space="0" w:color="auto"/>
+              <w:bottom w:val="single" w:sz="4" w:space="0" w:color="auto"/>
+              <w:right w:val="single" w:sz="4" w:space="0" w:color="auto"/>
+            </w:tcBorders>
+            <w:vAlign w:val="center"/>
+          </w:tcPr>
+          <w:p>
+            <w:pPr>
+              <w:ind w:right="-880"/>
+              <w:rPr>
+                <w:lang w:val="kk-KZ"/>
+              </w:rPr>
+            </w:pPr>
+          </w:p>
+        </w:tc>
+        <w:tc>
+          <w:tcPr>
+            <w:tcW w:w="1111" w:type="dxa"/>
+            <w:tcBorders>
+              <w:top w:val="single" w:sz="4" w:space="0" w:color="auto"/>
+              <w:left w:val="single" w:sz="4" w:space="0" w:color="auto"/>
+              <w:bottom w:val="single" w:sz="4" w:space="0" w:color="auto"/>
+              <w:right w:val="single" w:sz="4" w:space="0" w:color="auto"/>
+            </w:tcBorders>
+            <w:vAlign w:val="center"/>
+          </w:tcPr>
+          <w:p>
+            <w:pPr>
+              <w:ind w:right="-880"/>
+              <w:rPr>
+                <w:lang w:val="kk-KZ"/>
+              </w:rPr>
+            </w:pPr>
+          </w:p>
+        </w:tc>
+        <w:tc>
+          <w:tcPr>
+            <w:tcW w:w="732" w:type="dxa"/>
+            <w:tcBorders>
+              <w:top w:val="single" w:sz="4" w:space="0" w:color="auto"/>
+              <w:left w:val="single" w:sz="4" w:space="0" w:color="auto"/>
+              <w:bottom w:val="single" w:sz="4" w:space="0" w:color="auto"/>
+              <w:right w:val="single" w:sz="4" w:space="0" w:color="auto"/>
+            </w:tcBorders>
+            <w:vAlign w:val="center"/>
+          </w:tcPr>
+          <w:p>
+            <w:pPr>
+              <w:ind w:right="-880"/>
+              <w:rPr>
+                <w:lang w:val="kk-KZ"/>
+              </w:rPr>
+            </w:pPr>
+          </w:p>
+        </w:tc>
+        <w:tc>
+          <w:tcPr>
+            <w:tcW w:w="567" w:type="dxa"/>
+            <w:tcBorders>
+              <w:top w:val="single" w:sz="4" w:space="0" w:color="auto"/>
+              <w:left w:val="single" w:sz="4" w:space="0" w:color="auto"/>
+              <w:bottom w:val="single" w:sz="4" w:space="0" w:color="auto"/>
+              <w:right w:val="single" w:sz="4" w:space="0" w:color="auto"/>
+            </w:tcBorders>
+            <w:vAlign w:val="center"/>
+          </w:tcPr>
+          <w:p>
+            <w:pPr>
+              <w:ind w:right="-880"/>
+              <w:rPr>
+                <w:lang w:val="kk-KZ"/>
+              </w:rPr>
+            </w:pPr>
+          </w:p>
+        </w:tc>
+        <w:tc>
+          <w:tcPr>
+            <w:tcW w:w="567" w:type="dxa"/>
+            <w:tcBorders>
+              <w:top w:val="single" w:sz="4" w:space="0" w:color="auto"/>
+              <w:left w:val="single" w:sz="4" w:space="0" w:color="auto"/>
+              <w:bottom w:val="single" w:sz="4" w:space="0" w:color="auto"/>
+              <w:right w:val="single" w:sz="4" w:space="0" w:color="auto"/>
+            </w:tcBorders>
+            <w:vAlign w:val="center"/>
+          </w:tcPr>
+          <w:p>
+            <w:pPr>
+              <w:ind w:right="-880"/>
+              <w:rPr>
+                <w:lang w:val="kk-KZ"/>
+              </w:rPr>
+            </w:pPr>
+          </w:p>
+        </w:tc>
+      </w:tr>
+      <w:tr>
+        <w:trPr>
+          <w:trHeight w:val="243"/>
+          <w:jc w:val="center"/>
+        </w:trPr>
+        <w:tc>
+          <w:tcPr>
+            <w:tcW w:w="450" w:type="dxa"/>
+            <w:vMerge/>
+            <w:tcBorders>
+              <w:left w:val="single" w:sz="4" w:space="0" w:color="auto"/>
+              <w:bottom w:val="single" w:sz="4" w:space="0" w:color="auto"/>
+              <w:right w:val="single" w:sz="4" w:space="0" w:color="auto"/>
+            </w:tcBorders>
+            <w:vAlign w:val="center"/>
+          </w:tcPr>
+          <w:p>
+            <w:pPr>
+              <w:ind w:right="-880"/>
+              <w:rPr>
+                <w:lang w:val="kk-KZ"/>
+              </w:rPr>
+            </w:pPr>
+          </w:p>
+        </w:tc>
+        <w:tc>
+          <w:tcPr>
+            <w:tcW w:w="426" w:type="dxa"/>
+            <w:vMerge/>
+            <w:tcBorders>
+              <w:left w:val="single" w:sz="4" w:space="0" w:color="auto"/>
+              <w:bottom w:val="single" w:sz="4" w:space="0" w:color="auto"/>
+              <w:right w:val="single" w:sz="4" w:space="0" w:color="auto"/>
+            </w:tcBorders>
+            <w:vAlign w:val="center"/>
+          </w:tcPr>
+          <w:p>
+            <w:pPr>
+              <w:ind w:right="-880"/>
+              <w:rPr>
+                <w:lang w:val="kk-KZ"/>
+              </w:rPr>
+            </w:pPr>
+          </w:p>
+        </w:tc>
+        <w:tc>
+          <w:tcPr>
+            <w:tcW w:w="2551" w:type="dxa"/>
+            <w:tcBorders>
+              <w:top w:val="single" w:sz="4" w:space="0" w:color="auto"/>
+              <w:left w:val="single" w:sz="4" w:space="0" w:color="auto"/>
+              <w:bottom w:val="single" w:sz="4" w:space="0" w:color="auto"/>
+              <w:right w:val="single" w:sz="4" w:space="0" w:color="auto"/>
+            </w:tcBorders>
+            <w:vAlign w:val="center"/>
+          </w:tcPr>
+          <w:p>
+            <w:pPr>
+              <w:jc w:val="center"/>
+            </w:pPr>
+            <w:r>
+              <w:t xml:space="preserve">Диапазон 2</w:t>
             </w:r>
           </w:p>
         </w:tc>
